--- a/mathpdf_docx/output/2023_fan_omml_page5.docx
+++ b/mathpdf_docx/output/2023_fan_omml_page5.docx
@@ -1994,40 +1994,53 @@
         <w:ind w:left="1300"/>
         <w:jc w:val="center"/>
       </w:pPr>
-      <w:r>
-        <w:drawing>
-          <wp:inline xmlns:a="http://schemas.openxmlformats.org/drawingml/2006/main" xmlns:pic="http://schemas.openxmlformats.org/drawingml/2006/picture">
-            <wp:extent cx="910292" cy="395552"/>
-            <wp:docPr id="2" name="Picture 2" descr="Формула из PDF, не редактируется"/>
-            <wp:cNvGraphicFramePr>
-              <a:graphicFrameLocks noChangeAspect="1"/>
-            </wp:cNvGraphicFramePr>
-            <a:graphic>
-              <a:graphicData uri="http://schemas.openxmlformats.org/drawingml/2006/picture">
-                <pic:pic>
-                  <pic:nvPicPr>
-                    <pic:cNvPr id="0" name="p5-math12.png"/>
-                    <pic:cNvPicPr/>
-                  </pic:nvPicPr>
-                  <pic:blipFill>
-                    <a:blip r:embed="rId10"/>
-                    <a:stretch>
-                      <a:fillRect/>
-                    </a:stretch>
-                  </pic:blipFill>
-                  <pic:spPr>
-                    <a:xfrm>
-                      <a:off x="0" y="0"/>
-                      <a:ext cx="910292" cy="395552"/>
-                    </a:xfrm>
-                    <a:prstGeom prst="rect"/>
-                  </pic:spPr>
-                </pic:pic>
-              </a:graphicData>
-            </a:graphic>
-          </wp:inline>
-        </w:drawing>
-      </w:r>
+      <m:oMath>
+        <m:r>
+          <m:t>t</m:t>
+        </m:r>
+        <m:r>
+          <m:rPr>
+            <m:sty m:val="p"/>
+          </m:rPr>
+          <m:t>=</m:t>
+        </m:r>
+        <m:f>
+          <m:fPr>
+            <m:type m:val="bar"/>
+          </m:fPr>
+          <m:num>
+            <m:r>
+              <m:t>1</m:t>
+            </m:r>
+            <m:r>
+              <m:rPr>
+                <m:sty m:val="p"/>
+              </m:rPr>
+              <m:t>+</m:t>
+            </m:r>
+            <m:r>
+              <m:rPr>
+                <m:sty m:val="p"/>
+              </m:rPr>
+              <m:t>sin</m:t>
+            </m:r>
+            <m:r>
+              <m:t>t</m:t>
+            </m:r>
+          </m:num>
+          <m:den>
+            <m:r>
+              <m:t>2</m:t>
+            </m:r>
+          </m:den>
+        </m:f>
+        <m:r>
+          <m:rPr>
+            <m:sty m:val="p"/>
+          </m:rPr>
+          <m:t>.</m:t>
+        </m:r>
+      </m:oMath>
     </w:p>
     <w:p>
       <w:pPr>
@@ -2377,40 +2390,185 @@
         <w:ind w:left="1300"/>
         <w:jc w:val="center"/>
       </w:pPr>
-      <w:r>
-        <w:drawing>
-          <wp:inline xmlns:a="http://schemas.openxmlformats.org/drawingml/2006/main" xmlns:pic="http://schemas.openxmlformats.org/drawingml/2006/picture">
-            <wp:extent cx="2578544" cy="881187"/>
-            <wp:docPr id="3" name="Picture 3" descr="Формула из PDF, не редактируется"/>
-            <wp:cNvGraphicFramePr>
-              <a:graphicFrameLocks noChangeAspect="1"/>
-            </wp:cNvGraphicFramePr>
-            <a:graphic>
-              <a:graphicData uri="http://schemas.openxmlformats.org/drawingml/2006/picture">
-                <pic:pic>
-                  <pic:nvPicPr>
-                    <pic:cNvPr id="0" name="p5-math15.png"/>
-                    <pic:cNvPicPr/>
-                  </pic:nvPicPr>
-                  <pic:blipFill>
-                    <a:blip r:embed="rId11"/>
-                    <a:stretch>
-                      <a:fillRect/>
-                    </a:stretch>
-                  </pic:blipFill>
-                  <pic:spPr>
-                    <a:xfrm>
-                      <a:off x="0" y="0"/>
-                      <a:ext cx="2578544" cy="881187"/>
-                    </a:xfrm>
-                    <a:prstGeom prst="rect"/>
-                  </pic:spPr>
-                </pic:pic>
-              </a:graphicData>
-            </a:graphic>
-          </wp:inline>
-        </w:drawing>
-      </w:r>
+      <m:oMath>
+        <m:r>
+          <m:t>2</m:t>
+        </m:r>
+        <m:r>
+          <m:rPr>
+            <m:sty m:val="p"/>
+          </m:rPr>
+          <m:t>,</m:t>
+        </m:r>
+        <m:r>
+          <m:t> </m:t>
+        </m:r>
+        <m:r>
+          <m:t>2</m:t>
+        </m:r>
+        <m:r>
+          <m:rPr>
+            <m:sty m:val="p"/>
+          </m:rPr>
+          <m:t>+</m:t>
+        </m:r>
+        <m:f>
+          <m:fPr>
+            <m:type m:val="bar"/>
+          </m:fPr>
+          <m:num>
+            <m:r>
+              <m:t>1</m:t>
+            </m:r>
+          </m:num>
+          <m:den>
+            <m:r>
+              <m:t>2</m:t>
+            </m:r>
+          </m:den>
+        </m:f>
+        <m:r>
+          <m:rPr>
+            <m:sty m:val="p"/>
+          </m:rPr>
+          <m:t>,</m:t>
+        </m:r>
+        <m:r>
+          <m:t> </m:t>
+        </m:r>
+        <m:r>
+          <m:t>2</m:t>
+        </m:r>
+        <m:r>
+          <m:rPr>
+            <m:sty m:val="p"/>
+          </m:rPr>
+          <m:t>+</m:t>
+        </m:r>
+        <m:f>
+          <m:fPr>
+            <m:type m:val="bar"/>
+          </m:fPr>
+          <m:num>
+            <m:r>
+              <m:t>1</m:t>
+            </m:r>
+          </m:num>
+          <m:den>
+            <m:r>
+              <m:t>2</m:t>
+            </m:r>
+            <m:r>
+              <m:rPr>
+                <m:sty m:val="p"/>
+              </m:rPr>
+              <m:t>+</m:t>
+            </m:r>
+            <m:f>
+              <m:fPr>
+                <m:type m:val="bar"/>
+              </m:fPr>
+              <m:num>
+                <m:r>
+                  <m:t>1</m:t>
+                </m:r>
+              </m:num>
+              <m:den>
+                <m:r>
+                  <m:t>2</m:t>
+                </m:r>
+              </m:den>
+            </m:f>
+          </m:den>
+        </m:f>
+        <m:r>
+          <m:rPr>
+            <m:sty m:val="p"/>
+          </m:rPr>
+          <m:t>,</m:t>
+        </m:r>
+        <m:r>
+          <m:t> </m:t>
+        </m:r>
+        <m:r>
+          <m:t>2</m:t>
+        </m:r>
+        <m:r>
+          <m:rPr>
+            <m:sty m:val="p"/>
+          </m:rPr>
+          <m:t>+</m:t>
+        </m:r>
+        <m:f>
+          <m:fPr>
+            <m:type m:val="bar"/>
+          </m:fPr>
+          <m:num>
+            <m:r>
+              <m:t>1</m:t>
+            </m:r>
+          </m:num>
+          <m:den>
+            <m:r>
+              <m:t>2</m:t>
+            </m:r>
+            <m:r>
+              <m:rPr>
+                <m:sty m:val="p"/>
+              </m:rPr>
+              <m:t>+</m:t>
+            </m:r>
+            <m:f>
+              <m:fPr>
+                <m:type m:val="bar"/>
+              </m:fPr>
+              <m:num>
+                <m:r>
+                  <m:t>1</m:t>
+                </m:r>
+              </m:num>
+              <m:den>
+                <m:r>
+                  <m:t>2</m:t>
+                </m:r>
+                <m:r>
+                  <m:rPr>
+                    <m:sty m:val="p"/>
+                  </m:rPr>
+                  <m:t>+</m:t>
+                </m:r>
+                <m:f>
+                  <m:fPr>
+                    <m:type m:val="bar"/>
+                  </m:fPr>
+                  <m:num>
+                    <m:r>
+                      <m:t>1</m:t>
+                    </m:r>
+                  </m:num>
+                  <m:den>
+                    <m:r>
+                      <m:t>2</m:t>
+                    </m:r>
+                  </m:den>
+                </m:f>
+              </m:den>
+            </m:f>
+          </m:den>
+        </m:f>
+        <m:r>
+          <m:rPr>
+            <m:sty m:val="p"/>
+          </m:rPr>
+          <m:t>,</m:t>
+        </m:r>
+        <m:r>
+          <m:rPr>
+            <m:sty m:val="p"/>
+          </m:rPr>
+          <m:t>…</m:t>
+        </m:r>
+      </m:oMath>
     </w:p>
     <w:p>
       <w:pPr>
@@ -2783,7 +2941,7 @@
       </m:oMath>
     </w:p>
     <w:sectPr>
-      <w:footerReference w:type="default" r:id="rId12"/>
+      <w:footerReference w:type="default" r:id="rId10"/>
       <w:pgSz w:w="11906" w:h="16838"/>
       <w:pgMar w:top="720" w:right="720" w:bottom="720" w:left="720" w:header="720" w:footer="720" w:gutter="0"/>
       <w:cols w:space="720"/>

--- a/mathpdf_docx/output/2023_fan_omml_page5.docx
+++ b/mathpdf_docx/output/2023_fan_omml_page5.docx
@@ -6,7 +6,8 @@
       <w:pPr>
         <w:pStyle w:val="Heading2"/>
         <w:keepNext/>
-        <w:ind w:left="1300"/>
+        <w:ind w:left="0"/>
+        <w:jc w:val="center"/>
       </w:pPr>
       <w:r>
         <w:rPr>
@@ -85,7 +86,8 @@
       <w:pPr>
         <w:pStyle w:val="Heading2"/>
         <w:keepNext/>
-        <w:ind w:left="674"/>
+        <w:ind w:left="0"/>
+        <w:jc w:val="center"/>
       </w:pPr>
       <w:r>
         <w:rPr>
@@ -439,6 +441,14 @@
           <w:sz w:val="24"/>
         </w:rPr>
         <w:t xml:space="preserve"> пространств</w:t>
+      </w:r>
+      <w:r>
+        <w:rPr>
+          <w:rFonts w:ascii="Times New Roman" w:hAnsi="Times New Roman"/>
+          <w:b w:val="0"/>
+          <w:sz w:val="24"/>
+        </w:rPr>
+        <w:t xml:space="preserve"> </w:t>
       </w:r>
       <m:oMath>
         <m:sSub>
@@ -811,48 +821,132 @@
       </w:r>
       <w:r>
         <w:rPr>
-          <w:position w:val="-7"/>
+          <w:rFonts w:ascii="Times New Roman" w:hAnsi="Times New Roman"/>
+          <w:b w:val="0"/>
+          <w:sz w:val="24"/>
         </w:rPr>
-        <w:drawing>
-          <wp:inline xmlns:a="http://schemas.openxmlformats.org/drawingml/2006/main" xmlns:pic="http://schemas.openxmlformats.org/drawingml/2006/picture">
-            <wp:extent cx="1488450" cy="210726"/>
-            <wp:docPr id="1" name="Picture 1" descr="Формула из PDF, не редактируется"/>
-            <wp:cNvGraphicFramePr>
-              <a:graphicFrameLocks noChangeAspect="1"/>
-            </wp:cNvGraphicFramePr>
-            <a:graphic>
-              <a:graphicData uri="http://schemas.openxmlformats.org/drawingml/2006/picture">
-                <pic:pic>
-                  <pic:nvPicPr>
-                    <pic:cNvPr id="0" name="p5-math3.png"/>
-                    <pic:cNvPicPr/>
-                  </pic:nvPicPr>
-                  <pic:blipFill>
-                    <a:blip r:embed="rId9"/>
-                    <a:stretch>
-                      <a:fillRect/>
-                    </a:stretch>
-                  </pic:blipFill>
-                  <pic:spPr>
-                    <a:xfrm>
-                      <a:off x="0" y="0"/>
-                      <a:ext cx="1488450" cy="210726"/>
-                    </a:xfrm>
-                    <a:prstGeom prst="rect"/>
-                  </pic:spPr>
-                </pic:pic>
-              </a:graphicData>
-            </a:graphic>
-          </wp:inline>
-        </w:drawing>
+        <w:t xml:space="preserve"> </w:t>
       </w:r>
+      <m:oMath>
+        <m:sSub>
+          <m:e>
+            <m:r>
+              <m:t>l</m:t>
+            </m:r>
+          </m:e>
+          <m:sub>
+            <m:r>
+              <m:t>p</m:t>
+            </m:r>
+          </m:sub>
+        </m:sSub>
+        <m:r>
+          <m:rPr>
+            <m:sty m:val="p"/>
+          </m:rPr>
+          <m:t>,</m:t>
+        </m:r>
+        <m:r>
+          <m:t> </m:t>
+        </m:r>
+        <m:r>
+          <m:t>p</m:t>
+        </m:r>
+        <m:r>
+          <m:t> </m:t>
+        </m:r>
+        <m:r>
+          <m:rPr>
+            <m:sty m:val="p"/>
+          </m:rPr>
+          <m:t>∈</m:t>
+        </m:r>
+        <m:r>
+          <m:t> </m:t>
+        </m:r>
+        <m:r>
+          <m:rPr>
+            <m:sty m:val="p"/>
+          </m:rPr>
+          <m:t>[</m:t>
+        </m:r>
+        <m:r>
+          <m:t>1</m:t>
+        </m:r>
+        <m:r>
+          <m:rPr>
+            <m:sty m:val="p"/>
+          </m:rPr>
+          <m:t>,</m:t>
+        </m:r>
+        <m:r>
+          <m:t> </m:t>
+        </m:r>
+        <m:r>
+          <m:rPr>
+            <m:sty m:val="p"/>
+          </m:rPr>
+          <m:t>+</m:t>
+        </m:r>
+        <m:r>
+          <m:rPr>
+            <m:sty m:val="p"/>
+          </m:rPr>
+          <m:t>∞</m:t>
+        </m:r>
+        <m:r>
+          <m:rPr>
+            <m:sty m:val="p"/>
+          </m:rPr>
+          <m:t>)</m:t>
+        </m:r>
+        <m:r>
+          <m:rPr>
+            <m:sty m:val="p"/>
+          </m:rPr>
+          <m:t>,</m:t>
+        </m:r>
+        <m:r>
+          <m:t> </m:t>
+        </m:r>
+        <m:r>
+          <m:t>C</m:t>
+        </m:r>
+        <m:r>
+          <m:rPr>
+            <m:sty m:val="p"/>
+          </m:rPr>
+          <m:t>[</m:t>
+        </m:r>
+        <m:r>
+          <m:t>a</m:t>
+        </m:r>
+        <m:r>
+          <m:rPr>
+            <m:sty m:val="p"/>
+          </m:rPr>
+          <m:t>,</m:t>
+        </m:r>
+        <m:r>
+          <m:t> </m:t>
+        </m:r>
+        <m:r>
+          <m:t>b</m:t>
+        </m:r>
+        <m:r>
+          <m:rPr>
+            <m:sty m:val="p"/>
+          </m:rPr>
+          <m:t>]</m:t>
+        </m:r>
+      </m:oMath>
       <w:r>
         <w:rPr>
           <w:rFonts w:ascii="Times New Roman" w:hAnsi="Times New Roman"/>
           <w:b w:val="0"/>
-          <w:sz w:val="23"/>
+          <w:sz w:val="24"/>
         </w:rPr>
-        <w:t>являются</w:t>
+        <w:t xml:space="preserve"> являются</w:t>
       </w:r>
       <w:r>
         <w:rPr>
@@ -914,6 +1008,14 @@
           <w:sz w:val="24"/>
         </w:rPr>
         <w:t xml:space="preserve"> пространство</w:t>
+      </w:r>
+      <w:r>
+        <w:rPr>
+          <w:rFonts w:ascii="Times New Roman" w:hAnsi="Times New Roman"/>
+          <w:b w:val="0"/>
+          <w:sz w:val="24"/>
+        </w:rPr>
+        <w:t xml:space="preserve"> </w:t>
       </w:r>
       <m:oMath>
         <m:sSub>
@@ -1163,6 +1265,14 @@
         </w:rPr>
         <w:t xml:space="preserve"> пространство</w:t>
       </w:r>
+      <w:r>
+        <w:rPr>
+          <w:rFonts w:ascii="Times New Roman" w:hAnsi="Times New Roman"/>
+          <w:b w:val="0"/>
+          <w:sz w:val="24"/>
+        </w:rPr>
+        <w:t xml:space="preserve"> </w:t>
+      </w:r>
       <m:oMath>
         <m:sSub>
           <m:e>
@@ -1378,7 +1488,8 @@
       <w:pPr>
         <w:pStyle w:val="Heading2"/>
         <w:keepNext/>
-        <w:ind w:left="891"/>
+        <w:ind w:left="0"/>
+        <w:jc w:val="center"/>
       </w:pPr>
       <w:r>
         <w:rPr>
@@ -1505,7 +1616,8 @@
       <w:pPr>
         <w:pStyle w:val="Heading2"/>
         <w:keepNext/>
-        <w:ind w:left="1300"/>
+        <w:ind w:left="0"/>
+        <w:jc w:val="center"/>
       </w:pPr>
       <w:r>
         <w:rPr>
@@ -1570,9 +1682,9 @@
         <w:rPr>
           <w:rFonts w:ascii="Times New Roman" w:hAnsi="Times New Roman"/>
           <w:b w:val="0"/>
-          <w:sz w:val="23"/>
+          <w:sz w:val="24"/>
         </w:rPr>
-        <w:t>—</w:t>
+        <w:t xml:space="preserve"> —</w:t>
       </w:r>
       <w:r>
         <w:rPr>
@@ -2941,7 +3053,7 @@
       </m:oMath>
     </w:p>
     <w:sectPr>
-      <w:footerReference w:type="default" r:id="rId10"/>
+      <w:footerReference w:type="default" r:id="rId9"/>
       <w:pgSz w:w="11906" w:h="16838"/>
       <w:pgMar w:top="720" w:right="720" w:bottom="720" w:left="720" w:header="720" w:footer="720" w:gutter="0"/>
       <w:cols w:space="720"/>
@@ -3332,6 +3444,7 @@
     <w:rPr>
       <w:rFonts w:ascii="Times New Roman" w:hAnsi="Times New Roman"/>
       <w:sz w:val="24"/>
+      <w:lang w:val="ru-RU"/>
     </w:rPr>
   </w:style>
   <w:style w:type="paragraph" w:styleId="Header">
